--- a/Docs/description fonctionnel des traitements de requêtes.docx
+++ b/Docs/description fonctionnel des traitements de requêtes.docx
@@ -49,8 +49,6 @@
       </w:r>
       <w:r>
         <w:rPr>
-          <w:rFonts w:ascii="Roboto Mono" w:cs="Roboto Mono" w:eastAsia="Roboto Mono" w:hAnsi="Roboto Mono"/>
-          <w:color w:val="188038"/>
           <w:rtl w:val="0"/>
         </w:rPr>
         <w:t xml:space="preserve">select</w:t>
@@ -63,8 +61,6 @@
       </w:r>
       <w:r>
         <w:rPr>
-          <w:rFonts w:ascii="Roboto Mono" w:cs="Roboto Mono" w:eastAsia="Roboto Mono" w:hAnsi="Roboto Mono"/>
-          <w:color w:val="188038"/>
           <w:rtl w:val="0"/>
         </w:rPr>
         <w:t xml:space="preserve">poll</w:t>
@@ -77,8 +73,6 @@
       </w:r>
       <w:r>
         <w:rPr>
-          <w:rFonts w:ascii="Roboto Mono" w:cs="Roboto Mono" w:eastAsia="Roboto Mono" w:hAnsi="Roboto Mono"/>
-          <w:color w:val="188038"/>
           <w:rtl w:val="0"/>
         </w:rPr>
         <w:t xml:space="preserve">epoll</w:t>
@@ -143,8 +137,6 @@
       </w:r>
       <w:r>
         <w:rPr>
-          <w:rFonts w:ascii="Roboto Mono" w:cs="Roboto Mono" w:eastAsia="Roboto Mono" w:hAnsi="Roboto Mono"/>
-          <w:color w:val="188038"/>
           <w:rtl w:val="0"/>
         </w:rPr>
         <w:t xml:space="preserve">protocol.h</w:t>
@@ -164,61 +156,40 @@
         </w:numPr>
         <w:spacing w:after="0" w:afterAutospacing="0" w:before="240" w:lineRule="auto"/>
         <w:ind w:left="720" w:hanging="360"/>
-      </w:pPr>
-      <w:r>
-        <w:rPr>
-          <w:b w:val="1"/>
-          <w:bCs w:val="1"/>
+        <w:rPr/>
+      </w:pPr>
+      <w:r>
+        <w:rPr>
           <w:rtl w:val="0"/>
         </w:rPr>
         <w:t xml:space="preserve">Lecture de l'En-tête (</w:t>
       </w:r>
       <w:r>
         <w:rPr>
-          <w:rFonts w:ascii="Roboto Mono" w:cs="Roboto Mono" w:eastAsia="Roboto Mono" w:hAnsi="Roboto Mono"/>
-          <w:b w:val="1"/>
-          <w:bCs w:val="1"/>
-          <w:color w:val="188038"/>
           <w:rtl w:val="0"/>
         </w:rPr>
         <w:t xml:space="preserve">recv</w:t>
       </w:r>
       <w:r>
         <w:rPr>
-          <w:b w:val="1"/>
-          <w:bCs w:val="1"/>
           <w:rtl w:val="0"/>
         </w:rPr>
         <w:t xml:space="preserve"> avec </w:t>
       </w:r>
       <w:r>
         <w:rPr>
-          <w:rFonts w:ascii="Roboto Mono" w:cs="Roboto Mono" w:eastAsia="Roboto Mono" w:hAnsi="Roboto Mono"/>
-          <w:b w:val="1"/>
-          <w:bCs w:val="1"/>
-          <w:color w:val="188038"/>
           <w:rtl w:val="0"/>
         </w:rPr>
         <w:t xml:space="preserve">MSG_WAITALL</w:t>
       </w:r>
       <w:r>
         <w:rPr>
-          <w:b w:val="1"/>
-          <w:bCs w:val="1"/>
-          <w:rtl w:val="0"/>
-        </w:rPr>
-        <w:t xml:space="preserve">) :</w:t>
-      </w:r>
-      <w:r>
-        <w:rPr>
-          <w:rtl w:val="0"/>
-        </w:rPr>
-        <w:t xml:space="preserve"> Le serveur lit EXACTEMENT </w:t>
-      </w:r>
-      <w:r>
-        <w:rPr>
-          <w:rFonts w:ascii="Roboto Mono" w:cs="Roboto Mono" w:eastAsia="Roboto Mono" w:hAnsi="Roboto Mono"/>
-          <w:color w:val="188038"/>
+          <w:rtl w:val="0"/>
+        </w:rPr>
+        <w:t xml:space="preserve">) : Le serveur lit </w:t>
+      </w:r>
+      <w:r>
+        <w:rPr>
           <w:rtl w:val="0"/>
         </w:rPr>
         <w:t xml:space="preserve">sizeof(Header)</w:t>
@@ -238,25 +209,16 @@
         </w:numPr>
         <w:spacing w:after="0" w:afterAutospacing="0" w:before="0" w:beforeAutospacing="0" w:lineRule="auto"/>
         <w:ind w:left="1440" w:hanging="360"/>
-      </w:pPr>
-      <w:r>
-        <w:rPr>
-          <w:i w:val="1"/>
-          <w:iCs w:val="1"/>
-          <w:rtl w:val="0"/>
-        </w:rPr>
-        <w:t xml:space="preserve">Rigueur :</w:t>
-      </w:r>
-      <w:r>
-        <w:rPr>
-          <w:rtl w:val="0"/>
-        </w:rPr>
-        <w:t xml:space="preserve"> Si </w:t>
-      </w:r>
-      <w:r>
-        <w:rPr>
-          <w:rFonts w:ascii="Roboto Mono" w:cs="Roboto Mono" w:eastAsia="Roboto Mono" w:hAnsi="Roboto Mono"/>
-          <w:color w:val="188038"/>
+        <w:rPr/>
+      </w:pPr>
+      <w:r>
+        <w:rPr>
+          <w:rtl w:val="0"/>
+        </w:rPr>
+        <w:t xml:space="preserve">Rigueur : Si </w:t>
+      </w:r>
+      <w:r>
+        <w:rPr>
           <w:rtl w:val="0"/>
         </w:rPr>
         <w:t xml:space="preserve">recv</w:t>
@@ -269,8 +231,6 @@
       </w:r>
       <w:r>
         <w:rPr>
-          <w:rFonts w:ascii="Roboto Mono" w:cs="Roboto Mono" w:eastAsia="Roboto Mono" w:hAnsi="Roboto Mono"/>
-          <w:color w:val="188038"/>
           <w:rtl w:val="0"/>
         </w:rPr>
         <w:t xml:space="preserve">PUSH_ENDGAME</w:t>
@@ -290,25 +250,16 @@
         </w:numPr>
         <w:spacing w:after="0" w:afterAutospacing="0" w:before="0" w:beforeAutospacing="0" w:lineRule="auto"/>
         <w:ind w:left="720" w:hanging="360"/>
-      </w:pPr>
-      <w:r>
-        <w:rPr>
-          <w:b w:val="1"/>
-          <w:bCs w:val="1"/>
-          <w:rtl w:val="0"/>
-        </w:rPr>
-        <w:t xml:space="preserve">Contrôle de l'En-tête :</w:t>
-      </w:r>
-      <w:r>
-        <w:rPr>
-          <w:rtl w:val="0"/>
-        </w:rPr>
-        <w:t xml:space="preserve"> Le serveur vérifie que </w:t>
-      </w:r>
-      <w:r>
-        <w:rPr>
-          <w:rFonts w:ascii="Roboto Mono" w:cs="Roboto Mono" w:eastAsia="Roboto Mono" w:hAnsi="Roboto Mono"/>
-          <w:color w:val="188038"/>
+        <w:rPr/>
+      </w:pPr>
+      <w:r>
+        <w:rPr>
+          <w:rtl w:val="0"/>
+        </w:rPr>
+        <w:t xml:space="preserve">Contrôle de l'En-tête : Le serveur vérifie que </w:t>
+      </w:r>
+      <w:r>
+        <w:rPr>
           <w:rtl w:val="0"/>
         </w:rPr>
         <w:t xml:space="preserve">header.type</w:t>
@@ -321,8 +272,6 @@
       </w:r>
       <w:r>
         <w:rPr>
-          <w:rFonts w:ascii="Roboto Mono" w:cs="Roboto Mono" w:eastAsia="Roboto Mono" w:hAnsi="Roboto Mono"/>
-          <w:color w:val="188038"/>
           <w:rtl w:val="0"/>
         </w:rPr>
         <w:t xml:space="preserve">MessageType</w:t>
@@ -342,25 +291,16 @@
         </w:numPr>
         <w:spacing w:after="240" w:before="0" w:beforeAutospacing="0" w:lineRule="auto"/>
         <w:ind w:left="720" w:hanging="360"/>
-      </w:pPr>
-      <w:r>
-        <w:rPr>
-          <w:b w:val="1"/>
-          <w:bCs w:val="1"/>
-          <w:rtl w:val="0"/>
-        </w:rPr>
-        <w:t xml:space="preserve">Lecture du Payload :</w:t>
-      </w:r>
-      <w:r>
-        <w:rPr>
-          <w:rtl w:val="0"/>
-        </w:rPr>
-        <w:t xml:space="preserve"> Le serveur lit EXACTEMENT </w:t>
-      </w:r>
-      <w:r>
-        <w:rPr>
-          <w:rFonts w:ascii="Roboto Mono" w:cs="Roboto Mono" w:eastAsia="Roboto Mono" w:hAnsi="Roboto Mono"/>
-          <w:color w:val="188038"/>
+        <w:rPr/>
+      </w:pPr>
+      <w:r>
+        <w:rPr>
+          <w:rtl w:val="0"/>
+        </w:rPr>
+        <w:t xml:space="preserve">Lecture du Payload : Le serveur lit </w:t>
+      </w:r>
+      <w:r>
+        <w:rPr>
           <w:rtl w:val="0"/>
         </w:rPr>
         <w:t xml:space="preserve">header.payload_size</w:t>
@@ -373,8 +313,6 @@
       </w:r>
       <w:r>
         <w:rPr>
-          <w:rFonts w:ascii="Roboto Mono" w:cs="Roboto Mono" w:eastAsia="Roboto Mono" w:hAnsi="Roboto Mono"/>
-          <w:color w:val="188038"/>
           <w:rtl w:val="0"/>
         </w:rPr>
         <w:t xml:space="preserve">sizeof(PayloadGrid)</w:t>
@@ -427,8 +365,6 @@
       </w:r>
       <w:r>
         <w:rPr>
-          <w:rFonts w:ascii="Roboto Mono" w:cs="Roboto Mono" w:eastAsia="Roboto Mono" w:hAnsi="Roboto Mono"/>
-          <w:color w:val="188038"/>
           <w:rtl w:val="0"/>
         </w:rPr>
         <w:t xml:space="preserve">ClientInfo</w:t>
@@ -441,8 +377,6 @@
       </w:r>
       <w:r>
         <w:rPr>
-          <w:rFonts w:ascii="Roboto Mono" w:cs="Roboto Mono" w:eastAsia="Roboto Mono" w:hAnsi="Roboto Mono"/>
-          <w:color w:val="188038"/>
           <w:rtl w:val="0"/>
         </w:rPr>
         <w:t xml:space="preserve">client-&gt;etat</w:t>
@@ -455,8 +389,6 @@
       </w:r>
       <w:r>
         <w:rPr>
-          <w:rFonts w:ascii="Roboto Mono" w:cs="Roboto Mono" w:eastAsia="Roboto Mono" w:hAnsi="Roboto Mono"/>
-          <w:color w:val="188038"/>
           <w:rtl w:val="0"/>
         </w:rPr>
         <w:t xml:space="preserve">header.type</w:t>
@@ -476,43 +408,28 @@
         </w:numPr>
         <w:spacing w:after="0" w:afterAutospacing="0" w:before="240" w:lineRule="auto"/>
         <w:ind w:left="720" w:hanging="360"/>
-      </w:pPr>
-      <w:r>
-        <w:rPr>
-          <w:b w:val="1"/>
-          <w:bCs w:val="1"/>
+        <w:rPr/>
+      </w:pPr>
+      <w:r>
+        <w:rPr>
           <w:rtl w:val="0"/>
         </w:rPr>
         <w:t xml:space="preserve">Cas </w:t>
       </w:r>
       <w:r>
         <w:rPr>
-          <w:rFonts w:ascii="Roboto Mono" w:cs="Roboto Mono" w:eastAsia="Roboto Mono" w:hAnsi="Roboto Mono"/>
-          <w:b w:val="1"/>
-          <w:bCs w:val="1"/>
-          <w:color w:val="188038"/>
           <w:rtl w:val="0"/>
         </w:rPr>
         <w:t xml:space="preserve">ETAT_MENU</w:t>
       </w:r>
       <w:r>
         <w:rPr>
-          <w:b w:val="1"/>
-          <w:bCs w:val="1"/>
-          <w:rtl w:val="0"/>
-        </w:rPr>
-        <w:t xml:space="preserve"> :</w:t>
-      </w:r>
-      <w:r>
-        <w:rPr>
-          <w:rtl w:val="0"/>
-        </w:rPr>
-        <w:t xml:space="preserve"> N'accepte que </w:t>
-      </w:r>
-      <w:r>
-        <w:rPr>
-          <w:rFonts w:ascii="Roboto Mono" w:cs="Roboto Mono" w:eastAsia="Roboto Mono" w:hAnsi="Roboto Mono"/>
-          <w:color w:val="188038"/>
+          <w:rtl w:val="0"/>
+        </w:rPr>
+        <w:t xml:space="preserve"> : N'accepte que </w:t>
+      </w:r>
+      <w:r>
+        <w:rPr>
           <w:rtl w:val="0"/>
         </w:rPr>
         <w:t xml:space="preserve">REQ_MATCHMAKING</w:t>
@@ -525,8 +442,6 @@
       </w:r>
       <w:r>
         <w:rPr>
-          <w:rFonts w:ascii="Roboto Mono" w:cs="Roboto Mono" w:eastAsia="Roboto Mono" w:hAnsi="Roboto Mono"/>
-          <w:color w:val="188038"/>
           <w:rtl w:val="0"/>
         </w:rPr>
         <w:t xml:space="preserve">REQ_FRIEND_LIST</w:t>
@@ -539,8 +454,6 @@
       </w:r>
       <w:r>
         <w:rPr>
-          <w:rFonts w:ascii="Roboto Mono" w:cs="Roboto Mono" w:eastAsia="Roboto Mono" w:hAnsi="Roboto Mono"/>
-          <w:color w:val="188038"/>
           <w:rtl w:val="0"/>
         </w:rPr>
         <w:t xml:space="preserve">REQ_TOURNAMENT</w:t>
@@ -560,43 +473,28 @@
         </w:numPr>
         <w:spacing w:after="0" w:afterAutospacing="0" w:before="0" w:beforeAutospacing="0" w:lineRule="auto"/>
         <w:ind w:left="720" w:hanging="360"/>
-      </w:pPr>
-      <w:r>
-        <w:rPr>
-          <w:b w:val="1"/>
-          <w:bCs w:val="1"/>
+        <w:rPr/>
+      </w:pPr>
+      <w:r>
+        <w:rPr>
           <w:rtl w:val="0"/>
         </w:rPr>
         <w:t xml:space="preserve">Cas </w:t>
       </w:r>
       <w:r>
         <w:rPr>
-          <w:rFonts w:ascii="Roboto Mono" w:cs="Roboto Mono" w:eastAsia="Roboto Mono" w:hAnsi="Roboto Mono"/>
-          <w:b w:val="1"/>
-          <w:bCs w:val="1"/>
-          <w:color w:val="188038"/>
           <w:rtl w:val="0"/>
         </w:rPr>
         <w:t xml:space="preserve">ETAT_ATTENTE</w:t>
       </w:r>
       <w:r>
         <w:rPr>
-          <w:b w:val="1"/>
-          <w:bCs w:val="1"/>
-          <w:rtl w:val="0"/>
-        </w:rPr>
-        <w:t xml:space="preserve"> :</w:t>
-      </w:r>
-      <w:r>
-        <w:rPr>
-          <w:rtl w:val="0"/>
-        </w:rPr>
-        <w:t xml:space="preserve"> N'accepte que </w:t>
-      </w:r>
-      <w:r>
-        <w:rPr>
-          <w:rFonts w:ascii="Roboto Mono" w:cs="Roboto Mono" w:eastAsia="Roboto Mono" w:hAnsi="Roboto Mono"/>
-          <w:color w:val="188038"/>
+          <w:rtl w:val="0"/>
+        </w:rPr>
+        <w:t xml:space="preserve"> : N'accepte que </w:t>
+      </w:r>
+      <w:r>
+        <w:rPr>
           <w:rtl w:val="0"/>
         </w:rPr>
         <w:t xml:space="preserve">REQ_CANCEL_MATCH</w:t>
@@ -616,43 +514,28 @@
         </w:numPr>
         <w:spacing w:after="240" w:before="0" w:beforeAutospacing="0" w:lineRule="auto"/>
         <w:ind w:left="720" w:hanging="360"/>
-      </w:pPr>
-      <w:r>
-        <w:rPr>
-          <w:b w:val="1"/>
-          <w:bCs w:val="1"/>
+        <w:rPr/>
+      </w:pPr>
+      <w:r>
+        <w:rPr>
           <w:rtl w:val="0"/>
         </w:rPr>
         <w:t xml:space="preserve">Cas </w:t>
       </w:r>
       <w:r>
         <w:rPr>
-          <w:rFonts w:ascii="Roboto Mono" w:cs="Roboto Mono" w:eastAsia="Roboto Mono" w:hAnsi="Roboto Mono"/>
-          <w:b w:val="1"/>
-          <w:bCs w:val="1"/>
-          <w:color w:val="188038"/>
           <w:rtl w:val="0"/>
         </w:rPr>
         <w:t xml:space="preserve">ETAT_EN_JEU</w:t>
       </w:r>
       <w:r>
         <w:rPr>
-          <w:b w:val="1"/>
-          <w:bCs w:val="1"/>
-          <w:rtl w:val="0"/>
-        </w:rPr>
-        <w:t xml:space="preserve"> :</w:t>
-      </w:r>
-      <w:r>
-        <w:rPr>
-          <w:rtl w:val="0"/>
-        </w:rPr>
-        <w:t xml:space="preserve"> N'accepte que </w:t>
-      </w:r>
-      <w:r>
-        <w:rPr>
-          <w:rFonts w:ascii="Roboto Mono" w:cs="Roboto Mono" w:eastAsia="Roboto Mono" w:hAnsi="Roboto Mono"/>
-          <w:color w:val="188038"/>
+          <w:rtl w:val="0"/>
+        </w:rPr>
+        <w:t xml:space="preserve"> : N'accepte que </w:t>
+      </w:r>
+      <w:r>
+        <w:rPr>
           <w:rtl w:val="0"/>
         </w:rPr>
         <w:t xml:space="preserve">REQ_MOVE</w:t>
@@ -671,22 +554,12 @@
       </w:pPr>
       <w:r>
         <w:rPr>
-          <w:i w:val="1"/>
-          <w:iCs w:val="1"/>
-          <w:rtl w:val="0"/>
-        </w:rPr>
-        <w:t xml:space="preserve">Conséquence :</w:t>
-      </w:r>
-      <w:r>
-        <w:rPr>
-          <w:rtl w:val="0"/>
-        </w:rPr>
-        <w:t xml:space="preserve"> Toute requête qui ne correspond pas à l'état actuel est immédiatement ignorée (drop silencieux) ou sanctionnée (</w:t>
-      </w:r>
-      <w:r>
-        <w:rPr>
-          <w:rFonts w:ascii="Roboto Mono" w:cs="Roboto Mono" w:eastAsia="Roboto Mono" w:hAnsi="Roboto Mono"/>
-          <w:color w:val="188038"/>
+          <w:rtl w:val="0"/>
+        </w:rPr>
+        <w:t xml:space="preserve">Conséquence : Toute requête qui ne correspond pas à l'état actuel est immédiatement ignorée (drop silencieux) ou sanctionnée (</w:t>
+      </w:r>
+      <w:r>
+        <w:rPr>
           <w:rtl w:val="0"/>
         </w:rPr>
         <w:t xml:space="preserve">RES_ERROR</w:t>
@@ -741,33 +614,22 @@
     <w:p>
       <w:pPr>
         <w:spacing w:after="240" w:before="240" w:lineRule="auto"/>
-        <w:rPr>
-          <w:i w:val="1"/>
-          <w:iCs w:val="1"/>
-        </w:rPr>
-      </w:pPr>
-      <w:r>
-        <w:rPr>
-          <w:i w:val="1"/>
-          <w:iCs w:val="1"/>
+        <w:rPr/>
+      </w:pPr>
+      <w:r>
+        <w:rPr>
           <w:rtl w:val="0"/>
         </w:rPr>
         <w:t xml:space="preserve">Exemple pour un </w:t>
       </w:r>
       <w:r>
         <w:rPr>
-          <w:rFonts w:ascii="Roboto Mono" w:cs="Roboto Mono" w:eastAsia="Roboto Mono" w:hAnsi="Roboto Mono"/>
-          <w:i w:val="1"/>
-          <w:iCs w:val="1"/>
-          <w:color w:val="188038"/>
           <w:rtl w:val="0"/>
         </w:rPr>
         <w:t xml:space="preserve">REQ_MOVE</w:t>
       </w:r>
       <w:r>
         <w:rPr>
-          <w:i w:val="1"/>
-          <w:iCs w:val="1"/>
           <w:rtl w:val="0"/>
         </w:rPr>
         <w:t xml:space="preserve"> valide :</w:t>
@@ -781,7 +643,6 @@
         <w:rPr>
           <w:rtl w:val="0"/>
         </w:rPr>
-        <w:t xml:space="preserve">C</w:t>
       </w:r>
     </w:p>
     <w:p>
@@ -997,8 +858,6 @@
       </w:r>
       <w:r>
         <w:rPr>
-          <w:rFonts w:ascii="Roboto Mono" w:cs="Roboto Mono" w:eastAsia="Roboto Mono" w:hAnsi="Roboto Mono"/>
-          <w:color w:val="188038"/>
           <w:rtl w:val="0"/>
         </w:rPr>
         <w:t xml:space="preserve">Header</w:t>
@@ -1011,8 +870,6 @@
       </w:r>
       <w:r>
         <w:rPr>
-          <w:rFonts w:ascii="Roboto Mono" w:cs="Roboto Mono" w:eastAsia="Roboto Mono" w:hAnsi="Roboto Mono"/>
-          <w:color w:val="188038"/>
           <w:rtl w:val="0"/>
         </w:rPr>
         <w:t xml:space="preserve">Payload</w:t>
@@ -1025,8 +882,6 @@
       </w:r>
       <w:r>
         <w:rPr>
-          <w:rFonts w:ascii="Roboto Mono" w:cs="Roboto Mono" w:eastAsia="Roboto Mono" w:hAnsi="Roboto Mono"/>
-          <w:color w:val="188038"/>
           <w:rtl w:val="0"/>
         </w:rPr>
         <w:t xml:space="preserve">send()</w:t>
@@ -1058,6 +913,7 @@
         </w:numPr>
         <w:spacing w:after="0" w:afterAutospacing="0" w:before="240" w:lineRule="auto"/>
         <w:ind w:left="720" w:hanging="360"/>
+        <w:rPr/>
       </w:pPr>
       <w:r>
         <w:rPr>
@@ -1067,8 +923,6 @@
       </w:r>
       <w:r>
         <w:rPr>
-          <w:rFonts w:ascii="Roboto Mono" w:cs="Roboto Mono" w:eastAsia="Roboto Mono" w:hAnsi="Roboto Mono"/>
-          <w:color w:val="188038"/>
           <w:rtl w:val="0"/>
         </w:rPr>
         <w:t xml:space="preserve">PUSH_GRID</w:t>
@@ -1088,6 +942,7 @@
         </w:numPr>
         <w:spacing w:after="0" w:afterAutospacing="0" w:before="0" w:beforeAutospacing="0" w:lineRule="auto"/>
         <w:ind w:left="720" w:hanging="360"/>
+        <w:rPr/>
       </w:pPr>
       <w:r>
         <w:rPr>
@@ -1104,6 +959,7 @@
         </w:numPr>
         <w:spacing w:after="0" w:afterAutospacing="0" w:before="0" w:beforeAutospacing="0" w:lineRule="auto"/>
         <w:ind w:left="720" w:hanging="360"/>
+        <w:rPr/>
       </w:pPr>
       <w:r>
         <w:rPr>
@@ -1113,8 +969,6 @@
       </w:r>
       <w:r>
         <w:rPr>
-          <w:rFonts w:ascii="Roboto Mono" w:cs="Roboto Mono" w:eastAsia="Roboto Mono" w:hAnsi="Roboto Mono"/>
-          <w:color w:val="188038"/>
           <w:rtl w:val="0"/>
         </w:rPr>
         <w:t xml:space="preserve">PUSH_ENDGAME</w:t>
@@ -1127,8 +981,6 @@
       </w:r>
       <w:r>
         <w:rPr>
-          <w:rFonts w:ascii="Roboto Mono" w:cs="Roboto Mono" w:eastAsia="Roboto Mono" w:hAnsi="Roboto Mono"/>
-          <w:color w:val="188038"/>
           <w:rtl w:val="0"/>
         </w:rPr>
         <w:t xml:space="preserve">client-&gt;etat</w:t>
@@ -1141,8 +993,6 @@
       </w:r>
       <w:r>
         <w:rPr>
-          <w:rFonts w:ascii="Roboto Mono" w:cs="Roboto Mono" w:eastAsia="Roboto Mono" w:hAnsi="Roboto Mono"/>
-          <w:color w:val="188038"/>
           <w:rtl w:val="0"/>
         </w:rPr>
         <w:t xml:space="preserve">ETAT_MENU</w:t>
@@ -1162,6 +1012,7 @@
         </w:numPr>
         <w:spacing w:after="240" w:before="0" w:beforeAutospacing="0" w:lineRule="auto"/>
         <w:ind w:left="720" w:hanging="360"/>
+        <w:rPr/>
       </w:pPr>
       <w:r>
         <w:rPr>
@@ -1171,8 +1022,6 @@
       </w:r>
       <w:r>
         <w:rPr>
-          <w:rFonts w:ascii="Roboto Mono" w:cs="Roboto Mono" w:eastAsia="Roboto Mono" w:hAnsi="Roboto Mono"/>
-          <w:color w:val="188038"/>
           <w:rtl w:val="0"/>
         </w:rPr>
         <w:t xml:space="preserve">PUSH_TURN</w:t>
@@ -1182,21 +1031,6 @@
           <w:rtl w:val="0"/>
         </w:rPr>
         <w:t xml:space="preserve"> à l'autre joueur.</w:t>
-      </w:r>
-    </w:p>
-    <w:p>
-      <w:pPr>
-        <w:rPr/>
-      </w:pPr>
-      <w:r>
-        <w:pict>
-          <v:rect style="width:0.0pt;height:1.5pt" o:hr="t" o:hrstd="t" o:hralign="center" fillcolor="#A0A0A0" stroked="f"/>
-        </w:pict>
-      </w:r>
-      <w:r>
-        <w:rPr>
-          <w:rtl w:val="0"/>
-        </w:rPr>
       </w:r>
     </w:p>
     <w:sectPr>
